--- a/Dot net Core/Chapter 4/SQL/Exercise/Exercise-T-SQL.docx
+++ b/Dot net Core/Chapter 4/SQL/Exercise/Exercise-T-SQL.docx
@@ -1,6 +1,6 @@
 
 <file path=word/document.xml><?xml version="1.0" encoding="utf-8"?>
-<w:document xmlns:wpc="http://schemas.microsoft.com/office/word/2010/wordprocessingCanvas" xmlns:cx="http://schemas.microsoft.com/office/drawing/2014/chartex" xmlns:cx1="http://schemas.microsoft.com/office/drawing/2015/9/8/chartex" xmlns:cx2="http://schemas.microsoft.com/office/drawing/2015/10/21/chartex" xmlns:cx3="http://schemas.microsoft.com/office/drawing/2016/5/9/chartex" xmlns:cx4="http://schemas.microsoft.com/office/drawing/2016/5/10/chartex" xmlns:cx5="http://schemas.microsoft.com/office/drawing/2016/5/11/chartex" xmlns:cx6="http://schemas.microsoft.com/office/drawing/2016/5/12/chartex" xmlns:cx7="http://schemas.microsoft.com/office/drawing/2016/5/13/chartex" xmlns:cx8="http://schemas.microsoft.com/office/drawing/2016/5/14/chartex" xmlns:mc="http://schemas.openxmlformats.org/markup-compatibility/2006" xmlns:aink="http://schemas.microsoft.com/office/drawing/2016/ink" xmlns:am3d="http://schemas.microsoft.com/office/drawing/2017/model3d" xmlns:o="urn:schemas-microsoft-com:office:office" xmlns:oel="http://schemas.microsoft.com/office/2019/extlst" xmlns:r="http://schemas.openxmlformats.org/officeDocument/2006/relationships" xmlns:m="http://schemas.openxmlformats.org/officeDocument/2006/math" xmlns:v="urn:schemas-microsoft-com:vml" xmlns:wp14="http://schemas.microsoft.com/office/word/2010/wordprocessingDrawing" xmlns:wp="http://schemas.openxmlformats.org/drawingml/2006/wordprocessingDrawing" xmlns:w10="urn:schemas-microsoft-com:office:word" xmlns:w="http://schemas.openxmlformats.org/wordprocessingml/2006/main" xmlns:w14="http://schemas.microsoft.com/office/word/2010/wordml" xmlns:w15="http://schemas.microsoft.com/office/word/2012/wordml" xmlns:w16cex="http://schemas.microsoft.com/office/word/2018/wordml/cex" xmlns:w16cid="http://schemas.microsoft.com/office/word/2016/wordml/cid" xmlns:w16="http://schemas.microsoft.com/office/word/2018/wordml" xmlns:w16du="http://schemas.microsoft.com/office/word/2023/wordml/word16du" xmlns:w16sdtdh="http://schemas.microsoft.com/office/word/2020/wordml/sdtdatahash" xmlns:w16se="http://schemas.microsoft.com/office/word/2015/wordml/symex" xmlns:wpg="http://schemas.microsoft.com/office/word/2010/wordprocessingGroup" xmlns:wpi="http://schemas.microsoft.com/office/word/2010/wordprocessingInk" xmlns:wne="http://schemas.microsoft.com/office/word/2006/wordml" xmlns:wps="http://schemas.microsoft.com/office/word/2010/wordprocessingShape" mc:Ignorable="w14 w15 w16se w16cid w16 w16cex w16sdtdh w16du wp14">
+<w:document xmlns:wpc="http://schemas.microsoft.com/office/word/2010/wordprocessingCanvas" xmlns:cx="http://schemas.microsoft.com/office/drawing/2014/chartex" xmlns:cx1="http://schemas.microsoft.com/office/drawing/2015/9/8/chartex" xmlns:cx2="http://schemas.microsoft.com/office/drawing/2015/10/21/chartex" xmlns:cx3="http://schemas.microsoft.com/office/drawing/2016/5/9/chartex" xmlns:cx4="http://schemas.microsoft.com/office/drawing/2016/5/10/chartex" xmlns:cx5="http://schemas.microsoft.com/office/drawing/2016/5/11/chartex" xmlns:cx6="http://schemas.microsoft.com/office/drawing/2016/5/12/chartex" xmlns:cx7="http://schemas.microsoft.com/office/drawing/2016/5/13/chartex" xmlns:cx8="http://schemas.microsoft.com/office/drawing/2016/5/14/chartex" xmlns:mc="http://schemas.openxmlformats.org/markup-compatibility/2006" xmlns:aink="http://schemas.microsoft.com/office/drawing/2016/ink" xmlns:am3d="http://schemas.microsoft.com/office/drawing/2017/model3d" xmlns:o="urn:schemas-microsoft-com:office:office" xmlns:oel="http://schemas.microsoft.com/office/2019/extlst" xmlns:r="http://schemas.openxmlformats.org/officeDocument/2006/relationships" xmlns:m="http://schemas.openxmlformats.org/officeDocument/2006/math" xmlns:v="urn:schemas-microsoft-com:vml" xmlns:wp14="http://schemas.microsoft.com/office/word/2010/wordprocessingDrawing" xmlns:wp="http://schemas.openxmlformats.org/drawingml/2006/wordprocessingDrawing" xmlns:w10="urn:schemas-microsoft-com:office:word" xmlns:w="http://schemas.openxmlformats.org/wordprocessingml/2006/main" xmlns:w14="http://schemas.microsoft.com/office/word/2010/wordml" xmlns:w15="http://schemas.microsoft.com/office/word/2012/wordml" xmlns:w16cex="http://schemas.microsoft.com/office/word/2018/wordml/cex" xmlns:w16cid="http://schemas.microsoft.com/office/word/2016/wordml/cid" xmlns:w16="http://schemas.microsoft.com/office/word/2018/wordml" xmlns:w16du="http://schemas.microsoft.com/office/word/2023/wordml/word16du" xmlns:w16sdtdh="http://schemas.microsoft.com/office/word/2020/wordml/sdtdatahash" xmlns:w16sdtfl="http://schemas.microsoft.com/office/word/2024/wordml/sdtformatlock" xmlns:w16se="http://schemas.microsoft.com/office/word/2015/wordml/symex" xmlns:wpg="http://schemas.microsoft.com/office/word/2010/wordprocessingGroup" xmlns:wpi="http://schemas.microsoft.com/office/word/2010/wordprocessingInk" xmlns:wne="http://schemas.microsoft.com/office/word/2006/wordml" xmlns:wps="http://schemas.microsoft.com/office/word/2010/wordprocessingShape" mc:Ignorable="w14 w15 w16se w16cid w16 w16cex w16sdtdh w16sdtfl w16du wp14">
   <w:body>
     <w:p>
       <w:pPr>
@@ -1338,7 +1338,21 @@
               <w:rPr>
                 <w:color w:val="2A2A2A"/>
               </w:rPr>
-              <w:t>College ( foreign key references CID in College table)</w:t>
+              <w:t xml:space="preserve">College </w:t>
+            </w:r>
+            <w:proofErr w:type="gramStart"/>
+            <w:r>
+              <w:rPr>
+                <w:color w:val="2A2A2A"/>
+              </w:rPr>
+              <w:t>( foreign</w:t>
+            </w:r>
+            <w:proofErr w:type="gramEnd"/>
+            <w:r>
+              <w:rPr>
+                <w:color w:val="2A2A2A"/>
+              </w:rPr>
+              <w:t xml:space="preserve"> key references CID in College table)</w:t>
             </w:r>
           </w:p>
         </w:tc>
@@ -1580,7 +1594,21 @@
               <w:rPr>
                 <w:color w:val="2A2A2A"/>
               </w:rPr>
-              <w:t>Department ( foreign key references DID in Department table)</w:t>
+              <w:t xml:space="preserve">Department </w:t>
+            </w:r>
+            <w:proofErr w:type="gramStart"/>
+            <w:r>
+              <w:rPr>
+                <w:color w:val="2A2A2A"/>
+              </w:rPr>
+              <w:t>( foreign</w:t>
+            </w:r>
+            <w:proofErr w:type="gramEnd"/>
+            <w:r>
+              <w:rPr>
+                <w:color w:val="2A2A2A"/>
+              </w:rPr>
+              <w:t xml:space="preserve"> key references DID in Department table)</w:t>
             </w:r>
           </w:p>
         </w:tc>
@@ -1822,7 +1850,21 @@
               <w:rPr>
                 <w:color w:val="2A2A2A"/>
               </w:rPr>
-              <w:t>Department ( foreign key references DID in Department table)</w:t>
+              <w:t>Department </w:t>
+            </w:r>
+            <w:proofErr w:type="gramStart"/>
+            <w:r>
+              <w:rPr>
+                <w:color w:val="2A2A2A"/>
+              </w:rPr>
+              <w:t>( foreign</w:t>
+            </w:r>
+            <w:proofErr w:type="gramEnd"/>
+            <w:r>
+              <w:rPr>
+                <w:color w:val="2A2A2A"/>
+              </w:rPr>
+              <w:t xml:space="preserve"> key references DID in Department table)</w:t>
             </w:r>
           </w:p>
         </w:tc>
@@ -2123,7 +2165,21 @@
               <w:rPr>
                 <w:color w:val="2A2A2A"/>
               </w:rPr>
-              <w:t>Course ( foreign key references CourseID in Course table)</w:t>
+              <w:t xml:space="preserve">Course </w:t>
+            </w:r>
+            <w:proofErr w:type="gramStart"/>
+            <w:r>
+              <w:rPr>
+                <w:color w:val="2A2A2A"/>
+              </w:rPr>
+              <w:t>( foreign</w:t>
+            </w:r>
+            <w:proofErr w:type="gramEnd"/>
+            <w:r>
+              <w:rPr>
+                <w:color w:val="2A2A2A"/>
+              </w:rPr>
+              <w:t xml:space="preserve"> key references CourseID in Course table)</w:t>
             </w:r>
           </w:p>
         </w:tc>
@@ -2261,11 +2317,19 @@
                 <w:color w:val="2A2A2A"/>
               </w:rPr>
             </w:pPr>
-            <w:r>
-              <w:rPr>
-                <w:color w:val="2A2A2A"/>
-              </w:rPr>
-              <w:t>varchar(20)</w:t>
+            <w:proofErr w:type="gramStart"/>
+            <w:r>
+              <w:rPr>
+                <w:color w:val="2A2A2A"/>
+              </w:rPr>
+              <w:t>varchar(</w:t>
+            </w:r>
+            <w:proofErr w:type="gramEnd"/>
+            <w:r>
+              <w:rPr>
+                <w:color w:val="2A2A2A"/>
+              </w:rPr>
+              <w:t>20)</w:t>
             </w:r>
           </w:p>
         </w:tc>
@@ -2432,7 +2496,21 @@
               <w:rPr>
                 <w:color w:val="2A2A2A"/>
               </w:rPr>
-              <w:t>Department ( foreign key references DID in Department table)</w:t>
+              <w:t>Department </w:t>
+            </w:r>
+            <w:proofErr w:type="gramStart"/>
+            <w:r>
+              <w:rPr>
+                <w:color w:val="2A2A2A"/>
+              </w:rPr>
+              <w:t>( foreign</w:t>
+            </w:r>
+            <w:proofErr w:type="gramEnd"/>
+            <w:r>
+              <w:rPr>
+                <w:color w:val="2A2A2A"/>
+              </w:rPr>
+              <w:t xml:space="preserve"> key references DID in Department table)</w:t>
             </w:r>
           </w:p>
         </w:tc>
@@ -2628,11 +2706,19 @@
                 <w:color w:val="2A2A2A"/>
               </w:rPr>
             </w:pPr>
-            <w:r>
-              <w:rPr>
-                <w:color w:val="2A2A2A"/>
-              </w:rPr>
-              <w:t>varchar(20)</w:t>
+            <w:proofErr w:type="gramStart"/>
+            <w:r>
+              <w:rPr>
+                <w:color w:val="2A2A2A"/>
+              </w:rPr>
+              <w:t>varchar(</w:t>
+            </w:r>
+            <w:proofErr w:type="gramEnd"/>
+            <w:r>
+              <w:rPr>
+                <w:color w:val="2A2A2A"/>
+              </w:rPr>
+              <w:t>20)</w:t>
             </w:r>
           </w:p>
         </w:tc>
@@ -2805,7 +2891,21 @@
               <w:rPr>
                 <w:color w:val="2A2A2A"/>
               </w:rPr>
-              <w:t xml:space="preserve"> ( foreign key references </w:t>
+              <w:t> </w:t>
+            </w:r>
+            <w:proofErr w:type="gramStart"/>
+            <w:r>
+              <w:rPr>
+                <w:color w:val="2A2A2A"/>
+              </w:rPr>
+              <w:t>( foreign</w:t>
+            </w:r>
+            <w:proofErr w:type="gramEnd"/>
+            <w:r>
+              <w:rPr>
+                <w:color w:val="2A2A2A"/>
+              </w:rPr>
+              <w:t xml:space="preserve"> key references </w:t>
             </w:r>
             <w:r>
               <w:rPr>
@@ -2949,6 +3049,7 @@
       <w:r>
         <w:t xml:space="preserve">Write stored procedures for </w:t>
       </w:r>
+      <w:proofErr w:type="gramStart"/>
       <w:r>
         <w:t>insert</w:t>
       </w:r>
@@ -2959,7 +3060,11 @@
         <w:t>,</w:t>
       </w:r>
       <w:r>
-        <w:t>update, delete data to the above tables.</w:t>
+        <w:t>update</w:t>
+      </w:r>
+      <w:proofErr w:type="gramEnd"/>
+      <w:r>
+        <w:t>, delete data to the above tables.</w:t>
       </w:r>
     </w:p>
     <w:p>
@@ -2971,7 +3076,13 @@
         </w:numPr>
       </w:pPr>
       <w:r>
-        <w:t>Write stored procedures for retrieve details of students of computer science department.</w:t>
+        <w:t xml:space="preserve">Write stored procedures </w:t>
+      </w:r>
+      <w:r>
+        <w:t>to</w:t>
+      </w:r>
+      <w:r>
+        <w:t xml:space="preserve"> retrieve details of students of computer science department.</w:t>
       </w:r>
     </w:p>
     <w:p>
@@ -2995,16 +3106,15 @@
         </w:numPr>
       </w:pPr>
       <w:r>
-        <w:t xml:space="preserve">Write </w:t>
-      </w:r>
-      <w:proofErr w:type="spellStart"/>
-      <w:r>
-        <w:t>userdefined</w:t>
-      </w:r>
-      <w:proofErr w:type="spellEnd"/>
-      <w:r>
-        <w:t xml:space="preserve"> function to </w:t>
-      </w:r>
+        <w:t>Write user</w:t>
+      </w:r>
+      <w:r>
+        <w:t xml:space="preserve"> </w:t>
+      </w:r>
+      <w:r>
+        <w:t xml:space="preserve">defined function to </w:t>
+      </w:r>
+      <w:proofErr w:type="gramStart"/>
       <w:r>
         <w:t xml:space="preserve">list </w:t>
       </w:r>
@@ -3012,7 +3122,11 @@
         <w:t xml:space="preserve"> </w:t>
       </w:r>
       <w:r>
-        <w:t>Dean and University of various colleges</w:t>
+        <w:t>Dean</w:t>
+      </w:r>
+      <w:proofErr w:type="gramEnd"/>
+      <w:r>
+        <w:t xml:space="preserve"> and University of various colleges</w:t>
       </w:r>
     </w:p>
     <w:p>
@@ -3024,32 +3138,29 @@
         </w:numPr>
       </w:pPr>
       <w:r>
-        <w:t xml:space="preserve">Write </w:t>
-      </w:r>
-      <w:proofErr w:type="spellStart"/>
-      <w:r>
-        <w:t>userdefined</w:t>
-      </w:r>
-      <w:proofErr w:type="spellEnd"/>
+        <w:t>Write user</w:t>
+      </w:r>
       <w:r>
         <w:t xml:space="preserve"> </w:t>
       </w:r>
       <w:r>
-        <w:t xml:space="preserve">function to generate automatic code for college </w:t>
-      </w:r>
-      <w:proofErr w:type="spellStart"/>
-      <w:r>
-        <w:t>eg:For</w:t>
-      </w:r>
-      <w:proofErr w:type="spellEnd"/>
+        <w:t>defined</w:t>
+      </w:r>
       <w:r>
         <w:t xml:space="preserve"> </w:t>
       </w:r>
-      <w:proofErr w:type="spellStart"/>
-      <w:r>
-        <w:t>college,CID</w:t>
-      </w:r>
-      <w:proofErr w:type="spellEnd"/>
+      <w:r>
+        <w:t>function to generate automatic code for college eg:</w:t>
+      </w:r>
+      <w:r>
+        <w:t xml:space="preserve"> </w:t>
+      </w:r>
+      <w:r>
+        <w:t xml:space="preserve">For </w:t>
+      </w:r>
+      <w:r>
+        <w:t>college, CID</w:t>
+      </w:r>
       <w:r>
         <w:t xml:space="preserve"> will start from COL 00001 </w:t>
       </w:r>
@@ -3063,24 +3174,23 @@
         </w:numPr>
       </w:pPr>
       <w:r>
-        <w:t xml:space="preserve">Write </w:t>
-      </w:r>
-      <w:proofErr w:type="spellStart"/>
-      <w:r>
-        <w:t>userdefined</w:t>
-      </w:r>
-      <w:proofErr w:type="spellEnd"/>
+        <w:t>Write user</w:t>
+      </w:r>
       <w:r>
         <w:t xml:space="preserve"> </w:t>
       </w:r>
       <w:r>
+        <w:t>defined</w:t>
+      </w:r>
+      <w:r>
+        <w:t xml:space="preserve"> </w:t>
+      </w:r>
+      <w:r>
         <w:t>function to list colleges under ‘</w:t>
       </w:r>
-      <w:proofErr w:type="spellStart"/>
-      <w:r>
-        <w:t>cambridge</w:t>
-      </w:r>
-      <w:proofErr w:type="spellEnd"/>
+      <w:r>
+        <w:t>Cambridge</w:t>
+      </w:r>
       <w:r>
         <w:t xml:space="preserve"> university’</w:t>
       </w:r>
@@ -3209,7 +3319,7 @@
 </file>
 
 <file path=word/endnotes.xml><?xml version="1.0" encoding="utf-8"?>
-<w:endnotes xmlns:wpc="http://schemas.microsoft.com/office/word/2010/wordprocessingCanvas" xmlns:cx="http://schemas.microsoft.com/office/drawing/2014/chartex" xmlns:cx1="http://schemas.microsoft.com/office/drawing/2015/9/8/chartex" xmlns:cx2="http://schemas.microsoft.com/office/drawing/2015/10/21/chartex" xmlns:cx3="http://schemas.microsoft.com/office/drawing/2016/5/9/chartex" xmlns:cx4="http://schemas.microsoft.com/office/drawing/2016/5/10/chartex" xmlns:cx5="http://schemas.microsoft.com/office/drawing/2016/5/11/chartex" xmlns:cx6="http://schemas.microsoft.com/office/drawing/2016/5/12/chartex" xmlns:cx7="http://schemas.microsoft.com/office/drawing/2016/5/13/chartex" xmlns:cx8="http://schemas.microsoft.com/office/drawing/2016/5/14/chartex" xmlns:mc="http://schemas.openxmlformats.org/markup-compatibility/2006" xmlns:aink="http://schemas.microsoft.com/office/drawing/2016/ink" xmlns:am3d="http://schemas.microsoft.com/office/drawing/2017/model3d" xmlns:o="urn:schemas-microsoft-com:office:office" xmlns:oel="http://schemas.microsoft.com/office/2019/extlst" xmlns:r="http://schemas.openxmlformats.org/officeDocument/2006/relationships" xmlns:m="http://schemas.openxmlformats.org/officeDocument/2006/math" xmlns:v="urn:schemas-microsoft-com:vml" xmlns:wp14="http://schemas.microsoft.com/office/word/2010/wordprocessingDrawing" xmlns:wp="http://schemas.openxmlformats.org/drawingml/2006/wordprocessingDrawing" xmlns:w10="urn:schemas-microsoft-com:office:word" xmlns:w="http://schemas.openxmlformats.org/wordprocessingml/2006/main" xmlns:w14="http://schemas.microsoft.com/office/word/2010/wordml" xmlns:w15="http://schemas.microsoft.com/office/word/2012/wordml" xmlns:w16cex="http://schemas.microsoft.com/office/word/2018/wordml/cex" xmlns:w16cid="http://schemas.microsoft.com/office/word/2016/wordml/cid" xmlns:w16="http://schemas.microsoft.com/office/word/2018/wordml" xmlns:w16du="http://schemas.microsoft.com/office/word/2023/wordml/word16du" xmlns:w16sdtdh="http://schemas.microsoft.com/office/word/2020/wordml/sdtdatahash" xmlns:w16se="http://schemas.microsoft.com/office/word/2015/wordml/symex" xmlns:wpg="http://schemas.microsoft.com/office/word/2010/wordprocessingGroup" xmlns:wpi="http://schemas.microsoft.com/office/word/2010/wordprocessingInk" xmlns:wne="http://schemas.microsoft.com/office/word/2006/wordml" xmlns:wps="http://schemas.microsoft.com/office/word/2010/wordprocessingShape" mc:Ignorable="w14 w15 w16se w16cid w16 w16cex w16sdtdh w16du wp14">
+<w:endnotes xmlns:wpc="http://schemas.microsoft.com/office/word/2010/wordprocessingCanvas" xmlns:cx="http://schemas.microsoft.com/office/drawing/2014/chartex" xmlns:cx1="http://schemas.microsoft.com/office/drawing/2015/9/8/chartex" xmlns:cx2="http://schemas.microsoft.com/office/drawing/2015/10/21/chartex" xmlns:cx3="http://schemas.microsoft.com/office/drawing/2016/5/9/chartex" xmlns:cx4="http://schemas.microsoft.com/office/drawing/2016/5/10/chartex" xmlns:cx5="http://schemas.microsoft.com/office/drawing/2016/5/11/chartex" xmlns:cx6="http://schemas.microsoft.com/office/drawing/2016/5/12/chartex" xmlns:cx7="http://schemas.microsoft.com/office/drawing/2016/5/13/chartex" xmlns:cx8="http://schemas.microsoft.com/office/drawing/2016/5/14/chartex" xmlns:mc="http://schemas.openxmlformats.org/markup-compatibility/2006" xmlns:aink="http://schemas.microsoft.com/office/drawing/2016/ink" xmlns:am3d="http://schemas.microsoft.com/office/drawing/2017/model3d" xmlns:o="urn:schemas-microsoft-com:office:office" xmlns:oel="http://schemas.microsoft.com/office/2019/extlst" xmlns:r="http://schemas.openxmlformats.org/officeDocument/2006/relationships" xmlns:m="http://schemas.openxmlformats.org/officeDocument/2006/math" xmlns:v="urn:schemas-microsoft-com:vml" xmlns:wp14="http://schemas.microsoft.com/office/word/2010/wordprocessingDrawing" xmlns:wp="http://schemas.openxmlformats.org/drawingml/2006/wordprocessingDrawing" xmlns:w10="urn:schemas-microsoft-com:office:word" xmlns:w="http://schemas.openxmlformats.org/wordprocessingml/2006/main" xmlns:w14="http://schemas.microsoft.com/office/word/2010/wordml" xmlns:w15="http://schemas.microsoft.com/office/word/2012/wordml" xmlns:w16cex="http://schemas.microsoft.com/office/word/2018/wordml/cex" xmlns:w16cid="http://schemas.microsoft.com/office/word/2016/wordml/cid" xmlns:w16="http://schemas.microsoft.com/office/word/2018/wordml" xmlns:w16du="http://schemas.microsoft.com/office/word/2023/wordml/word16du" xmlns:w16sdtdh="http://schemas.microsoft.com/office/word/2020/wordml/sdtdatahash" xmlns:w16sdtfl="http://schemas.microsoft.com/office/word/2024/wordml/sdtformatlock" xmlns:w16se="http://schemas.microsoft.com/office/word/2015/wordml/symex" xmlns:wpg="http://schemas.microsoft.com/office/word/2010/wordprocessingGroup" xmlns:wpi="http://schemas.microsoft.com/office/word/2010/wordprocessingInk" xmlns:wne="http://schemas.microsoft.com/office/word/2006/wordml" xmlns:wps="http://schemas.microsoft.com/office/word/2010/wordprocessingShape" mc:Ignorable="w14 w15 w16se w16cid w16 w16cex w16sdtdh w16sdtfl w16du wp14">
   <w:endnote w:type="separator" w:id="-1">
     <w:p>
       <w:r>
@@ -3228,7 +3338,7 @@
 </file>
 
 <file path=word/footer1.xml><?xml version="1.0" encoding="utf-8"?>
-<w:ftr xmlns:wpc="http://schemas.microsoft.com/office/word/2010/wordprocessingCanvas" xmlns:cx="http://schemas.microsoft.com/office/drawing/2014/chartex" xmlns:cx1="http://schemas.microsoft.com/office/drawing/2015/9/8/chartex" xmlns:cx2="http://schemas.microsoft.com/office/drawing/2015/10/21/chartex" xmlns:cx3="http://schemas.microsoft.com/office/drawing/2016/5/9/chartex" xmlns:cx4="http://schemas.microsoft.com/office/drawing/2016/5/10/chartex" xmlns:cx5="http://schemas.microsoft.com/office/drawing/2016/5/11/chartex" xmlns:cx6="http://schemas.microsoft.com/office/drawing/2016/5/12/chartex" xmlns:cx7="http://schemas.microsoft.com/office/drawing/2016/5/13/chartex" xmlns:cx8="http://schemas.microsoft.com/office/drawing/2016/5/14/chartex" xmlns:mc="http://schemas.openxmlformats.org/markup-compatibility/2006" xmlns:aink="http://schemas.microsoft.com/office/drawing/2016/ink" xmlns:am3d="http://schemas.microsoft.com/office/drawing/2017/model3d" xmlns:o="urn:schemas-microsoft-com:office:office" xmlns:oel="http://schemas.microsoft.com/office/2019/extlst" xmlns:r="http://schemas.openxmlformats.org/officeDocument/2006/relationships" xmlns:m="http://schemas.openxmlformats.org/officeDocument/2006/math" xmlns:v="urn:schemas-microsoft-com:vml" xmlns:wp14="http://schemas.microsoft.com/office/word/2010/wordprocessingDrawing" xmlns:wp="http://schemas.openxmlformats.org/drawingml/2006/wordprocessingDrawing" xmlns:w10="urn:schemas-microsoft-com:office:word" xmlns:w="http://schemas.openxmlformats.org/wordprocessingml/2006/main" xmlns:w14="http://schemas.microsoft.com/office/word/2010/wordml" xmlns:w15="http://schemas.microsoft.com/office/word/2012/wordml" xmlns:w16cex="http://schemas.microsoft.com/office/word/2018/wordml/cex" xmlns:w16cid="http://schemas.microsoft.com/office/word/2016/wordml/cid" xmlns:w16="http://schemas.microsoft.com/office/word/2018/wordml" xmlns:w16du="http://schemas.microsoft.com/office/word/2023/wordml/word16du" xmlns:w16sdtdh="http://schemas.microsoft.com/office/word/2020/wordml/sdtdatahash" xmlns:w16se="http://schemas.microsoft.com/office/word/2015/wordml/symex" xmlns:wpg="http://schemas.microsoft.com/office/word/2010/wordprocessingGroup" xmlns:wpi="http://schemas.microsoft.com/office/word/2010/wordprocessingInk" xmlns:wne="http://schemas.microsoft.com/office/word/2006/wordml" xmlns:wps="http://schemas.microsoft.com/office/word/2010/wordprocessingShape" mc:Ignorable="w14 w15 w16se w16cid w16 w16cex w16sdtdh w16du wp14">
+<w:ftr xmlns:wpc="http://schemas.microsoft.com/office/word/2010/wordprocessingCanvas" xmlns:cx="http://schemas.microsoft.com/office/drawing/2014/chartex" xmlns:cx1="http://schemas.microsoft.com/office/drawing/2015/9/8/chartex" xmlns:cx2="http://schemas.microsoft.com/office/drawing/2015/10/21/chartex" xmlns:cx3="http://schemas.microsoft.com/office/drawing/2016/5/9/chartex" xmlns:cx4="http://schemas.microsoft.com/office/drawing/2016/5/10/chartex" xmlns:cx5="http://schemas.microsoft.com/office/drawing/2016/5/11/chartex" xmlns:cx6="http://schemas.microsoft.com/office/drawing/2016/5/12/chartex" xmlns:cx7="http://schemas.microsoft.com/office/drawing/2016/5/13/chartex" xmlns:cx8="http://schemas.microsoft.com/office/drawing/2016/5/14/chartex" xmlns:mc="http://schemas.openxmlformats.org/markup-compatibility/2006" xmlns:aink="http://schemas.microsoft.com/office/drawing/2016/ink" xmlns:am3d="http://schemas.microsoft.com/office/drawing/2017/model3d" xmlns:o="urn:schemas-microsoft-com:office:office" xmlns:oel="http://schemas.microsoft.com/office/2019/extlst" xmlns:r="http://schemas.openxmlformats.org/officeDocument/2006/relationships" xmlns:m="http://schemas.openxmlformats.org/officeDocument/2006/math" xmlns:v="urn:schemas-microsoft-com:vml" xmlns:wp14="http://schemas.microsoft.com/office/word/2010/wordprocessingDrawing" xmlns:wp="http://schemas.openxmlformats.org/drawingml/2006/wordprocessingDrawing" xmlns:w10="urn:schemas-microsoft-com:office:word" xmlns:w="http://schemas.openxmlformats.org/wordprocessingml/2006/main" xmlns:w14="http://schemas.microsoft.com/office/word/2010/wordml" xmlns:w15="http://schemas.microsoft.com/office/word/2012/wordml" xmlns:w16cex="http://schemas.microsoft.com/office/word/2018/wordml/cex" xmlns:w16cid="http://schemas.microsoft.com/office/word/2016/wordml/cid" xmlns:w16="http://schemas.microsoft.com/office/word/2018/wordml" xmlns:w16du="http://schemas.microsoft.com/office/word/2023/wordml/word16du" xmlns:w16sdtdh="http://schemas.microsoft.com/office/word/2020/wordml/sdtdatahash" xmlns:w16sdtfl="http://schemas.microsoft.com/office/word/2024/wordml/sdtformatlock" xmlns:w16se="http://schemas.microsoft.com/office/word/2015/wordml/symex" xmlns:wpg="http://schemas.microsoft.com/office/word/2010/wordprocessingGroup" xmlns:wpi="http://schemas.microsoft.com/office/word/2010/wordprocessingInk" xmlns:wne="http://schemas.microsoft.com/office/word/2006/wordml" xmlns:wps="http://schemas.microsoft.com/office/word/2010/wordprocessingShape" mc:Ignorable="w14 w15 w16se w16cid w16 w16cex w16sdtdh w16sdtfl w16du wp14">
   <w:p>
     <w:pPr>
       <w:pStyle w:val="Footer"/>
@@ -3296,7 +3406,7 @@
 </file>
 
 <file path=word/footnotes.xml><?xml version="1.0" encoding="utf-8"?>
-<w:footnotes xmlns:wpc="http://schemas.microsoft.com/office/word/2010/wordprocessingCanvas" xmlns:cx="http://schemas.microsoft.com/office/drawing/2014/chartex" xmlns:cx1="http://schemas.microsoft.com/office/drawing/2015/9/8/chartex" xmlns:cx2="http://schemas.microsoft.com/office/drawing/2015/10/21/chartex" xmlns:cx3="http://schemas.microsoft.com/office/drawing/2016/5/9/chartex" xmlns:cx4="http://schemas.microsoft.com/office/drawing/2016/5/10/chartex" xmlns:cx5="http://schemas.microsoft.com/office/drawing/2016/5/11/chartex" xmlns:cx6="http://schemas.microsoft.com/office/drawing/2016/5/12/chartex" xmlns:cx7="http://schemas.microsoft.com/office/drawing/2016/5/13/chartex" xmlns:cx8="http://schemas.microsoft.com/office/drawing/2016/5/14/chartex" xmlns:mc="http://schemas.openxmlformats.org/markup-compatibility/2006" xmlns:aink="http://schemas.microsoft.com/office/drawing/2016/ink" xmlns:am3d="http://schemas.microsoft.com/office/drawing/2017/model3d" xmlns:o="urn:schemas-microsoft-com:office:office" xmlns:oel="http://schemas.microsoft.com/office/2019/extlst" xmlns:r="http://schemas.openxmlformats.org/officeDocument/2006/relationships" xmlns:m="http://schemas.openxmlformats.org/officeDocument/2006/math" xmlns:v="urn:schemas-microsoft-com:vml" xmlns:wp14="http://schemas.microsoft.com/office/word/2010/wordprocessingDrawing" xmlns:wp="http://schemas.openxmlformats.org/drawingml/2006/wordprocessingDrawing" xmlns:w10="urn:schemas-microsoft-com:office:word" xmlns:w="http://schemas.openxmlformats.org/wordprocessingml/2006/main" xmlns:w14="http://schemas.microsoft.com/office/word/2010/wordml" xmlns:w15="http://schemas.microsoft.com/office/word/2012/wordml" xmlns:w16cex="http://schemas.microsoft.com/office/word/2018/wordml/cex" xmlns:w16cid="http://schemas.microsoft.com/office/word/2016/wordml/cid" xmlns:w16="http://schemas.microsoft.com/office/word/2018/wordml" xmlns:w16du="http://schemas.microsoft.com/office/word/2023/wordml/word16du" xmlns:w16sdtdh="http://schemas.microsoft.com/office/word/2020/wordml/sdtdatahash" xmlns:w16se="http://schemas.microsoft.com/office/word/2015/wordml/symex" xmlns:wpg="http://schemas.microsoft.com/office/word/2010/wordprocessingGroup" xmlns:wpi="http://schemas.microsoft.com/office/word/2010/wordprocessingInk" xmlns:wne="http://schemas.microsoft.com/office/word/2006/wordml" xmlns:wps="http://schemas.microsoft.com/office/word/2010/wordprocessingShape" mc:Ignorable="w14 w15 w16se w16cid w16 w16cex w16sdtdh w16du wp14">
+<w:footnotes xmlns:wpc="http://schemas.microsoft.com/office/word/2010/wordprocessingCanvas" xmlns:cx="http://schemas.microsoft.com/office/drawing/2014/chartex" xmlns:cx1="http://schemas.microsoft.com/office/drawing/2015/9/8/chartex" xmlns:cx2="http://schemas.microsoft.com/office/drawing/2015/10/21/chartex" xmlns:cx3="http://schemas.microsoft.com/office/drawing/2016/5/9/chartex" xmlns:cx4="http://schemas.microsoft.com/office/drawing/2016/5/10/chartex" xmlns:cx5="http://schemas.microsoft.com/office/drawing/2016/5/11/chartex" xmlns:cx6="http://schemas.microsoft.com/office/drawing/2016/5/12/chartex" xmlns:cx7="http://schemas.microsoft.com/office/drawing/2016/5/13/chartex" xmlns:cx8="http://schemas.microsoft.com/office/drawing/2016/5/14/chartex" xmlns:mc="http://schemas.openxmlformats.org/markup-compatibility/2006" xmlns:aink="http://schemas.microsoft.com/office/drawing/2016/ink" xmlns:am3d="http://schemas.microsoft.com/office/drawing/2017/model3d" xmlns:o="urn:schemas-microsoft-com:office:office" xmlns:oel="http://schemas.microsoft.com/office/2019/extlst" xmlns:r="http://schemas.openxmlformats.org/officeDocument/2006/relationships" xmlns:m="http://schemas.openxmlformats.org/officeDocument/2006/math" xmlns:v="urn:schemas-microsoft-com:vml" xmlns:wp14="http://schemas.microsoft.com/office/word/2010/wordprocessingDrawing" xmlns:wp="http://schemas.openxmlformats.org/drawingml/2006/wordprocessingDrawing" xmlns:w10="urn:schemas-microsoft-com:office:word" xmlns:w="http://schemas.openxmlformats.org/wordprocessingml/2006/main" xmlns:w14="http://schemas.microsoft.com/office/word/2010/wordml" xmlns:w15="http://schemas.microsoft.com/office/word/2012/wordml" xmlns:w16cex="http://schemas.microsoft.com/office/word/2018/wordml/cex" xmlns:w16cid="http://schemas.microsoft.com/office/word/2016/wordml/cid" xmlns:w16="http://schemas.microsoft.com/office/word/2018/wordml" xmlns:w16du="http://schemas.microsoft.com/office/word/2023/wordml/word16du" xmlns:w16sdtdh="http://schemas.microsoft.com/office/word/2020/wordml/sdtdatahash" xmlns:w16sdtfl="http://schemas.microsoft.com/office/word/2024/wordml/sdtformatlock" xmlns:w16se="http://schemas.microsoft.com/office/word/2015/wordml/symex" xmlns:wpg="http://schemas.microsoft.com/office/word/2010/wordprocessingGroup" xmlns:wpi="http://schemas.microsoft.com/office/word/2010/wordprocessingInk" xmlns:wne="http://schemas.microsoft.com/office/word/2006/wordml" xmlns:wps="http://schemas.microsoft.com/office/word/2010/wordprocessingShape" mc:Ignorable="w14 w15 w16se w16cid w16 w16cex w16sdtdh w16sdtfl w16du wp14">
   <w:footnote w:type="separator" w:id="-1">
     <w:p>
       <w:r>
@@ -3315,7 +3425,7 @@
 </file>
 
 <file path=word/header1.xml><?xml version="1.0" encoding="utf-8"?>
-<w:hdr xmlns:wpc="http://schemas.microsoft.com/office/word/2010/wordprocessingCanvas" xmlns:cx="http://schemas.microsoft.com/office/drawing/2014/chartex" xmlns:cx1="http://schemas.microsoft.com/office/drawing/2015/9/8/chartex" xmlns:cx2="http://schemas.microsoft.com/office/drawing/2015/10/21/chartex" xmlns:cx3="http://schemas.microsoft.com/office/drawing/2016/5/9/chartex" xmlns:cx4="http://schemas.microsoft.com/office/drawing/2016/5/10/chartex" xmlns:cx5="http://schemas.microsoft.com/office/drawing/2016/5/11/chartex" xmlns:cx6="http://schemas.microsoft.com/office/drawing/2016/5/12/chartex" xmlns:cx7="http://schemas.microsoft.com/office/drawing/2016/5/13/chartex" xmlns:cx8="http://schemas.microsoft.com/office/drawing/2016/5/14/chartex" xmlns:mc="http://schemas.openxmlformats.org/markup-compatibility/2006" xmlns:aink="http://schemas.microsoft.com/office/drawing/2016/ink" xmlns:am3d="http://schemas.microsoft.com/office/drawing/2017/model3d" xmlns:o="urn:schemas-microsoft-com:office:office" xmlns:oel="http://schemas.microsoft.com/office/2019/extlst" xmlns:r="http://schemas.openxmlformats.org/officeDocument/2006/relationships" xmlns:m="http://schemas.openxmlformats.org/officeDocument/2006/math" xmlns:v="urn:schemas-microsoft-com:vml" xmlns:wp14="http://schemas.microsoft.com/office/word/2010/wordprocessingDrawing" xmlns:wp="http://schemas.openxmlformats.org/drawingml/2006/wordprocessingDrawing" xmlns:w10="urn:schemas-microsoft-com:office:word" xmlns:w="http://schemas.openxmlformats.org/wordprocessingml/2006/main" xmlns:w14="http://schemas.microsoft.com/office/word/2010/wordml" xmlns:w15="http://schemas.microsoft.com/office/word/2012/wordml" xmlns:w16cex="http://schemas.microsoft.com/office/word/2018/wordml/cex" xmlns:w16cid="http://schemas.microsoft.com/office/word/2016/wordml/cid" xmlns:w16="http://schemas.microsoft.com/office/word/2018/wordml" xmlns:w16du="http://schemas.microsoft.com/office/word/2023/wordml/word16du" xmlns:w16sdtdh="http://schemas.microsoft.com/office/word/2020/wordml/sdtdatahash" xmlns:w16se="http://schemas.microsoft.com/office/word/2015/wordml/symex" xmlns:wpg="http://schemas.microsoft.com/office/word/2010/wordprocessingGroup" xmlns:wpi="http://schemas.microsoft.com/office/word/2010/wordprocessingInk" xmlns:wne="http://schemas.microsoft.com/office/word/2006/wordml" xmlns:wps="http://schemas.microsoft.com/office/word/2010/wordprocessingShape" mc:Ignorable="w14 w15 w16se w16cid w16 w16cex w16sdtdh w16du wp14">
+<w:hdr xmlns:wpc="http://schemas.microsoft.com/office/word/2010/wordprocessingCanvas" xmlns:cx="http://schemas.microsoft.com/office/drawing/2014/chartex" xmlns:cx1="http://schemas.microsoft.com/office/drawing/2015/9/8/chartex" xmlns:cx2="http://schemas.microsoft.com/office/drawing/2015/10/21/chartex" xmlns:cx3="http://schemas.microsoft.com/office/drawing/2016/5/9/chartex" xmlns:cx4="http://schemas.microsoft.com/office/drawing/2016/5/10/chartex" xmlns:cx5="http://schemas.microsoft.com/office/drawing/2016/5/11/chartex" xmlns:cx6="http://schemas.microsoft.com/office/drawing/2016/5/12/chartex" xmlns:cx7="http://schemas.microsoft.com/office/drawing/2016/5/13/chartex" xmlns:cx8="http://schemas.microsoft.com/office/drawing/2016/5/14/chartex" xmlns:mc="http://schemas.openxmlformats.org/markup-compatibility/2006" xmlns:aink="http://schemas.microsoft.com/office/drawing/2016/ink" xmlns:am3d="http://schemas.microsoft.com/office/drawing/2017/model3d" xmlns:o="urn:schemas-microsoft-com:office:office" xmlns:oel="http://schemas.microsoft.com/office/2019/extlst" xmlns:r="http://schemas.openxmlformats.org/officeDocument/2006/relationships" xmlns:m="http://schemas.openxmlformats.org/officeDocument/2006/math" xmlns:v="urn:schemas-microsoft-com:vml" xmlns:wp14="http://schemas.microsoft.com/office/word/2010/wordprocessingDrawing" xmlns:wp="http://schemas.openxmlformats.org/drawingml/2006/wordprocessingDrawing" xmlns:w10="urn:schemas-microsoft-com:office:word" xmlns:w="http://schemas.openxmlformats.org/wordprocessingml/2006/main" xmlns:w14="http://schemas.microsoft.com/office/word/2010/wordml" xmlns:w15="http://schemas.microsoft.com/office/word/2012/wordml" xmlns:w16cex="http://schemas.microsoft.com/office/word/2018/wordml/cex" xmlns:w16cid="http://schemas.microsoft.com/office/word/2016/wordml/cid" xmlns:w16="http://schemas.microsoft.com/office/word/2018/wordml" xmlns:w16du="http://schemas.microsoft.com/office/word/2023/wordml/word16du" xmlns:w16sdtdh="http://schemas.microsoft.com/office/word/2020/wordml/sdtdatahash" xmlns:w16sdtfl="http://schemas.microsoft.com/office/word/2024/wordml/sdtformatlock" xmlns:w16se="http://schemas.microsoft.com/office/word/2015/wordml/symex" xmlns:wpg="http://schemas.microsoft.com/office/word/2010/wordprocessingGroup" xmlns:wpi="http://schemas.microsoft.com/office/word/2010/wordprocessingInk" xmlns:wne="http://schemas.microsoft.com/office/word/2006/wordml" xmlns:wps="http://schemas.microsoft.com/office/word/2010/wordprocessingShape" mc:Ignorable="w14 w15 w16se w16cid w16 w16cex w16sdtdh w16sdtfl w16du wp14">
   <w:p>
     <w:pPr>
       <w:pStyle w:val="Header"/>
@@ -3385,7 +3495,7 @@
 </file>
 
 <file path=word/numbering.xml><?xml version="1.0" encoding="utf-8"?>
-<w:numbering xmlns:wpc="http://schemas.microsoft.com/office/word/2010/wordprocessingCanvas" xmlns:cx="http://schemas.microsoft.com/office/drawing/2014/chartex" xmlns:cx1="http://schemas.microsoft.com/office/drawing/2015/9/8/chartex" xmlns:cx2="http://schemas.microsoft.com/office/drawing/2015/10/21/chartex" xmlns:cx3="http://schemas.microsoft.com/office/drawing/2016/5/9/chartex" xmlns:cx4="http://schemas.microsoft.com/office/drawing/2016/5/10/chartex" xmlns:cx5="http://schemas.microsoft.com/office/drawing/2016/5/11/chartex" xmlns:cx6="http://schemas.microsoft.com/office/drawing/2016/5/12/chartex" xmlns:cx7="http://schemas.microsoft.com/office/drawing/2016/5/13/chartex" xmlns:cx8="http://schemas.microsoft.com/office/drawing/2016/5/14/chartex" xmlns:mc="http://schemas.openxmlformats.org/markup-compatibility/2006" xmlns:aink="http://schemas.microsoft.com/office/drawing/2016/ink" xmlns:am3d="http://schemas.microsoft.com/office/drawing/2017/model3d" xmlns:o="urn:schemas-microsoft-com:office:office" xmlns:oel="http://schemas.microsoft.com/office/2019/extlst" xmlns:r="http://schemas.openxmlformats.org/officeDocument/2006/relationships" xmlns:m="http://schemas.openxmlformats.org/officeDocument/2006/math" xmlns:v="urn:schemas-microsoft-com:vml" xmlns:wp14="http://schemas.microsoft.com/office/word/2010/wordprocessingDrawing" xmlns:wp="http://schemas.openxmlformats.org/drawingml/2006/wordprocessingDrawing" xmlns:w10="urn:schemas-microsoft-com:office:word" xmlns:w="http://schemas.openxmlformats.org/wordprocessingml/2006/main" xmlns:w14="http://schemas.microsoft.com/office/word/2010/wordml" xmlns:w15="http://schemas.microsoft.com/office/word/2012/wordml" xmlns:w16cex="http://schemas.microsoft.com/office/word/2018/wordml/cex" xmlns:w16cid="http://schemas.microsoft.com/office/word/2016/wordml/cid" xmlns:w16="http://schemas.microsoft.com/office/word/2018/wordml" xmlns:w16du="http://schemas.microsoft.com/office/word/2023/wordml/word16du" xmlns:w16sdtdh="http://schemas.microsoft.com/office/word/2020/wordml/sdtdatahash" xmlns:w16se="http://schemas.microsoft.com/office/word/2015/wordml/symex" xmlns:wpg="http://schemas.microsoft.com/office/word/2010/wordprocessingGroup" xmlns:wpi="http://schemas.microsoft.com/office/word/2010/wordprocessingInk" xmlns:wne="http://schemas.microsoft.com/office/word/2006/wordml" xmlns:wps="http://schemas.microsoft.com/office/word/2010/wordprocessingShape" mc:Ignorable="w14 w15 w16se w16cid w16 w16cex w16sdtdh w16du wp14">
+<w:numbering xmlns:wpc="http://schemas.microsoft.com/office/word/2010/wordprocessingCanvas" xmlns:cx="http://schemas.microsoft.com/office/drawing/2014/chartex" xmlns:cx1="http://schemas.microsoft.com/office/drawing/2015/9/8/chartex" xmlns:cx2="http://schemas.microsoft.com/office/drawing/2015/10/21/chartex" xmlns:cx3="http://schemas.microsoft.com/office/drawing/2016/5/9/chartex" xmlns:cx4="http://schemas.microsoft.com/office/drawing/2016/5/10/chartex" xmlns:cx5="http://schemas.microsoft.com/office/drawing/2016/5/11/chartex" xmlns:cx6="http://schemas.microsoft.com/office/drawing/2016/5/12/chartex" xmlns:cx7="http://schemas.microsoft.com/office/drawing/2016/5/13/chartex" xmlns:cx8="http://schemas.microsoft.com/office/drawing/2016/5/14/chartex" xmlns:mc="http://schemas.openxmlformats.org/markup-compatibility/2006" xmlns:aink="http://schemas.microsoft.com/office/drawing/2016/ink" xmlns:am3d="http://schemas.microsoft.com/office/drawing/2017/model3d" xmlns:o="urn:schemas-microsoft-com:office:office" xmlns:oel="http://schemas.microsoft.com/office/2019/extlst" xmlns:r="http://schemas.openxmlformats.org/officeDocument/2006/relationships" xmlns:m="http://schemas.openxmlformats.org/officeDocument/2006/math" xmlns:v="urn:schemas-microsoft-com:vml" xmlns:wp14="http://schemas.microsoft.com/office/word/2010/wordprocessingDrawing" xmlns:wp="http://schemas.openxmlformats.org/drawingml/2006/wordprocessingDrawing" xmlns:w10="urn:schemas-microsoft-com:office:word" xmlns:w="http://schemas.openxmlformats.org/wordprocessingml/2006/main" xmlns:w14="http://schemas.microsoft.com/office/word/2010/wordml" xmlns:w15="http://schemas.microsoft.com/office/word/2012/wordml" xmlns:w16cex="http://schemas.microsoft.com/office/word/2018/wordml/cex" xmlns:w16cid="http://schemas.microsoft.com/office/word/2016/wordml/cid" xmlns:w16="http://schemas.microsoft.com/office/word/2018/wordml" xmlns:w16du="http://schemas.microsoft.com/office/word/2023/wordml/word16du" xmlns:w16sdtdh="http://schemas.microsoft.com/office/word/2020/wordml/sdtdatahash" xmlns:w16sdtfl="http://schemas.microsoft.com/office/word/2024/wordml/sdtformatlock" xmlns:w16se="http://schemas.microsoft.com/office/word/2015/wordml/symex" xmlns:wpg="http://schemas.microsoft.com/office/word/2010/wordprocessingGroup" xmlns:wpi="http://schemas.microsoft.com/office/word/2010/wordprocessingInk" xmlns:wne="http://schemas.microsoft.com/office/word/2006/wordml" xmlns:wps="http://schemas.microsoft.com/office/word/2010/wordprocessingShape" mc:Ignorable="w14 w15 w16se w16cid w16 w16cex w16sdtdh w16sdtfl w16du wp14">
   <w:abstractNum w:abstractNumId="0" w15:restartNumberingAfterBreak="0">
     <w:nsid w:val="00000001"/>
     <w:multiLevelType w:val="multilevel"/>
@@ -3815,7 +3925,7 @@
 </file>
 
 <file path=word/styles.xml><?xml version="1.0" encoding="utf-8"?>
-<w:styles xmlns:mc="http://schemas.openxmlformats.org/markup-compatibility/2006" xmlns:r="http://schemas.openxmlformats.org/officeDocument/2006/relationships" xmlns:w="http://schemas.openxmlformats.org/wordprocessingml/2006/main" xmlns:w14="http://schemas.microsoft.com/office/word/2010/wordml" xmlns:w15="http://schemas.microsoft.com/office/word/2012/wordml" xmlns:w16cex="http://schemas.microsoft.com/office/word/2018/wordml/cex" xmlns:w16cid="http://schemas.microsoft.com/office/word/2016/wordml/cid" xmlns:w16="http://schemas.microsoft.com/office/word/2018/wordml" xmlns:w16du="http://schemas.microsoft.com/office/word/2023/wordml/word16du" xmlns:w16sdtdh="http://schemas.microsoft.com/office/word/2020/wordml/sdtdatahash" xmlns:w16se="http://schemas.microsoft.com/office/word/2015/wordml/symex" mc:Ignorable="w14 w15 w16se w16cid w16 w16cex w16sdtdh w16du">
+<w:styles xmlns:mc="http://schemas.openxmlformats.org/markup-compatibility/2006" xmlns:r="http://schemas.openxmlformats.org/officeDocument/2006/relationships" xmlns:w="http://schemas.openxmlformats.org/wordprocessingml/2006/main" xmlns:w14="http://schemas.microsoft.com/office/word/2010/wordml" xmlns:w15="http://schemas.microsoft.com/office/word/2012/wordml" xmlns:w16cex="http://schemas.microsoft.com/office/word/2018/wordml/cex" xmlns:w16cid="http://schemas.microsoft.com/office/word/2016/wordml/cid" xmlns:w16="http://schemas.microsoft.com/office/word/2018/wordml" xmlns:w16du="http://schemas.microsoft.com/office/word/2023/wordml/word16du" xmlns:w16sdtdh="http://schemas.microsoft.com/office/word/2020/wordml/sdtdatahash" xmlns:w16sdtfl="http://schemas.microsoft.com/office/word/2024/wordml/sdtformatlock" xmlns:w16se="http://schemas.microsoft.com/office/word/2015/wordml/symex" mc:Ignorable="w14 w15 w16se w16cid w16 w16cex w16sdtdh w16sdtfl w16du">
   <w:docDefaults>
     <w:rPrDefault>
       <w:rPr>
